--- a/Статья_исправленная.docx
+++ b/Статья_исправленная.docx
@@ -519,25 +519,7 @@
         <w:t xml:space="preserve">Материал и методы</w:t>
       </w:r>
       <w:r>
-        <w:t xml:space="preserve">. В одноцентровое наблюдательное исследование включены 38 детей с впервые установленным СД 1 типа, лечившихся в детском эндокринологическом отделении Республиканского специализированного научно-практического медицинского центра эндокринологии имени академика Ё.Х. Туракулова (РСНПМЦЭ, Ташкент). Набор проводили в два периода: в 2021-2022 годах включены </w:t>
-      </w:r>
-      <w:r>
-        <w:rPr>
-          <w:highlight w:val="yellow"/>
-        </w:rPr>
-        <w:t xml:space="preserve">__</w:t>
-      </w:r>
-      <w:r>
-        <w:t xml:space="preserve"> детей, в 2025-2026 годах </w:t>
-      </w:r>
-      <w:r>
-        <w:rPr>
-          <w:highlight w:val="yellow"/>
-        </w:rPr>
-        <w:t xml:space="preserve">__</w:t>
-      </w:r>
-      <w:r>
-        <w:t xml:space="preserve">. В группе было 20 девочек и 18 мальчиков 5-16 лет, средний возраст 11,2 ± 3,5 года. Контрольной группы не было.</w:t>
+        <w:t xml:space="preserve">. В одноцентровое наблюдательное исследование включены 38 детей с впервые установленным СД 1 типа, лечившихся в детском эндокринологическом отделении Республиканского специализированного научно-практического медицинского центра эндокринологии имени академика Ё.Х. Туракулова (РСНПМЦЭ, Ташкент). Набор проводили в два периода: в 2021-2022 и 2025-2026 годах. В группе было 20 девочек и 18 мальчиков 5-16 лет, средний возраст 11,2 ± 3,5 года. Контрольной группы не было.</w:t>
       </w:r>
     </w:p>
     <w:p>
@@ -823,7 +805,7 @@
         <w:jc w:val="both"/>
       </w:pPr>
       <w:r>
-        <w:t xml:space="preserve">Дефицит витамина D выявлен у 9 детей (23,7%; 95% ДИ 13,0-39,2), средний HbA1c составил 10,2 ± 1,8% (88 ± 20 ммоль/моль). Различия по полу не были статистически значимыми: для АТ-GAD p = 1,000, АТ-IAA p = 1,000, АТ-ТПО p = 0,663.</w:t>
+        <w:t xml:space="preserve">Дефицит витамина D выявлен у 9 детей (23,7%; 95% ДИ 13,0-39,2), средний HbA1c составил 10,2 ± 1,8% (88 ± 20 ммоль/моль). Различия по полу не были статистически значимыми. АТ-GAD выявлены у 8 из 20 девочек (40,0%) и у 7 из 18 мальчиков (38,9%; p = 1,000), АТ-IAA у 3 (15,0%) и 2 (11,1%; p = 1,000), АТ-ТПО у 4 (20,0%) и 2 (11,1%; p = 0,663).</w:t>
       </w:r>
     </w:p>
     <w:p>

--- a/Статья_исправленная.docx
+++ b/Статья_исправленная.docx
@@ -171,16 +171,7 @@
         <w:t xml:space="preserve">Результаты.</w:t>
       </w:r>
       <w:r>
-        <w:t xml:space="preserve"> АТ-GAD выявлены у 15 детей (39,5%), АТ-IAA у 5 (13,2%), не менее одного из двух антител у 17 (44,7%). АТ-ТПО выявлены у 6 детей (15,8%), повышение ТТГ также у 6 (15,8%), оба признака одновременно у </w:t>
-      </w:r>
-      <w:r>
-        <w:rPr>
-          <w:highlight w:val="yellow"/>
-        </w:rPr>
-        <w:t xml:space="preserve">__</w:t>
-      </w:r>
-      <w:r>
-        <w:t xml:space="preserve">. Манифестный гипотиреоз установлен у 2 пациентов, субклинический у 4. Дефицит витамина D выявлен у 9 детей (23,7%), средний HbA1c составил 10,2 ± 1,8%. </w:t>
+        <w:t xml:space="preserve"> АТ-GAD выявлены у 15 детей (39,5%), АТ-IAA у 5 (13,2%), не менее одного из двух антител у 17 (44,7%). АТ-ТПО выявлены у 6 детей (15,8%), повышение ТТГ также у 6 (15,8%). Повышенный ТТГ чаще отмечался при наличии АТ-ТПО: у 3 из 6 детей против 3 из 32 (p = 0,039). Манифестный гипотиреоз установлен у 2 пациентов, субклинический у 4. Дефицит витамина D выявлен у 9 детей (23,7%), средний HbA1c составил 10,2 ± 1,8%. </w:t>
       </w:r>
       <w:r>
         <w:rPr>
@@ -266,16 +257,7 @@
         <w:t xml:space="preserve">Natijalar.</w:t>
       </w:r>
       <w:r>
-        <w:t xml:space="preserve"> AT-GAD 15 nafar bolada (39,5%), AT-IAA 5 nafarida (13,2%), ikkita markerdan kamida bittasi 17 nafarida (44,7%) aniqlandi. AT-TPO 6 nafar bolada (15,8%), TTG oshishi ham 6 nafarida (15,8%) qayd etildi, ikkala belgi birga </w:t>
-      </w:r>
-      <w:r>
-        <w:rPr>
-          <w:highlight w:val="yellow"/>
-        </w:rPr>
-        <w:t xml:space="preserve">__</w:t>
-      </w:r>
-      <w:r>
-        <w:t xml:space="preserve"> nafar bolada uchradi. Manifest gipotireoz 2, subklinik gipotireoz 4 bemorda aniqlandi. D vitamini tanqisligi 9 nafar bolada (23,7%) kuzatildi, o‘rtacha HbA1c 10,2 ± 1,8% ni tashkil etdi. </w:t>
+        <w:t xml:space="preserve"> AT-GAD 15 nafar bolada (39,5%), AT-IAA 5 nafarida (13,2%), ikkita markerdan kamida bittasi 17 nafarida (44,7%) aniqlandi. AT-TPO 6 nafar bolada (15,8%), TTG oshishi ham 6 nafarida (15,8%) qayd etildi. TTG oshishi AT-TPO aniqlangan bolalarda ko‘proq kuzatildi: 6 nafardan 3 nafarida, AT-TPO aniqlanmaganlarda esa 32 nafardan 3 nafarida (p = 0,039). Manifest gipotireoz 2, subklinik gipotireoz 4 bemorda aniqlandi. D vitamini tanqisligi 9 nafar bolada (23,7%) kuzatildi, o‘rtacha HbA1c 10,2 ± 1,8% ni tashkil etdi. </w:t>
       </w:r>
       <w:r>
         <w:rPr>
@@ -360,16 +342,7 @@
         <w:t xml:space="preserve">Results.</w:t>
       </w:r>
       <w:r>
-        <w:t xml:space="preserve"> GAD65 autoantibodies were found in 15 children (39.5%), insulin autoantibodies in 5 (13.2%), and at least one of the two markers in 17 (44.7%). Thyroid peroxidase antibodies were detected in 6 children (15.8%) and elevated TSH in 6 (15.8%); </w:t>
-      </w:r>
-      <w:r>
-        <w:rPr>
-          <w:highlight w:val="yellow"/>
-        </w:rPr>
-        <w:t xml:space="preserve">__</w:t>
-      </w:r>
-      <w:r>
-        <w:t xml:space="preserve"> children had both. Overt hypothyroidism was diagnosed in 2 patients and subclinical hypothyroidism in 4. Vitamin D deficiency was found in 9 children (23.7%), and mean HbA1c was 10.2 ± 1.8%. </w:t>
+        <w:t xml:space="preserve"> GAD65 autoantibodies were found in 15 children (39.5%), insulin autoantibodies in 5 (13.2%), and at least one of the two markers in 17 (44.7%). Thyroid peroxidase antibodies were detected in 6 children (15.8%) and elevated TSH in 6 (15.8%). Elevated TSH was more common in children with thyroid peroxidase antibodies than in those without (3 of 6 vs 3 of 32; p = 0.039). Overt hypothyroidism was diagnosed in 2 patients and subclinical hypothyroidism in 4. Vitamin D deficiency was found in 9 children (23.7%), and mean HbA1c was 10.2 ± 1.8%. </w:t>
       </w:r>
       <w:r>
         <w:rPr>
@@ -742,61 +715,7 @@
         </w:rPr>
       </w:pPr>
       <w:r>
-        <w:t xml:space="preserve">АТ-ТПО выявлены у 6 пациентов (15,8%; 95% ДИ 7,4-30,4). Повышение ТТГ зарегистрировано у 6 детей (15,8%; 95% ДИ 7,4-30,4), включая 4 случая субклинического и 2 манифестного гипотиреоза. При индивидуальном сопоставлении из 6 детей с АТ-ТПО повышенный ТТГ имели </w:t>
-      </w:r>
-      <w:r>
-        <w:rPr>
-          <w:highlight w:val="yellow"/>
-        </w:rPr>
-        <w:t xml:space="preserve">__</w:t>
-      </w:r>
-      <w:r>
-        <w:t xml:space="preserve">, в том числе субклинический гипотиреоз </w:t>
-      </w:r>
-      <w:r>
-        <w:rPr>
-          <w:highlight w:val="yellow"/>
-        </w:rPr>
-        <w:t xml:space="preserve">__</w:t>
-      </w:r>
-      <w:r>
-        <w:t xml:space="preserve"> и манифестный </w:t>
-      </w:r>
-      <w:r>
-        <w:rPr>
-          <w:highlight w:val="yellow"/>
-        </w:rPr>
-        <w:t xml:space="preserve">__</w:t>
-      </w:r>
-      <w:r>
-        <w:t xml:space="preserve">. У </w:t>
-      </w:r>
-      <w:r>
-        <w:rPr>
-          <w:highlight w:val="yellow"/>
-        </w:rPr>
-        <w:t xml:space="preserve">__</w:t>
-      </w:r>
-      <w:r>
-        <w:t xml:space="preserve"> детей ТТГ был повышен при отрицательных АТ-ТПО (табл. 2). Повышенный ТТГ у детей с АТ-ТПО встречался </w:t>
-      </w:r>
-      <w:r>
-        <w:rPr>
-          <w:highlight w:val="yellow"/>
-        </w:rPr>
-        <w:t xml:space="preserve">чаще / не чаще</w:t>
-      </w:r>
-      <w:r>
-        <w:t xml:space="preserve">, чем у детей без них (p = </w:t>
-      </w:r>
-      <w:r>
-        <w:rPr>
-          <w:highlight w:val="yellow"/>
-        </w:rPr>
-        <w:t xml:space="preserve">__</w:t>
-      </w:r>
-      <w:r>
-        <w:t xml:space="preserve">).</w:t>
+        <w:t xml:space="preserve">АТ-ТПО выявлены у 6 пациентов (15,8%; 95% ДИ 7,4-30,4). Повышение ТТГ зарегистрировано у 6 детей (15,8%; 95% ДИ 7,4-30,4), включая 4 случая субклинического и 2 манифестного гипотиреоза. Повышенный ТТГ выявлен у 3 из 6 детей с АТ-ТПО: субклинический гипотиреоз у 2, манифестный у 1. У 3 детей ТТГ был повышен при отрицательных АТ-ТПО: субклинический гипотиреоз у 2, манифестный у 1 (табл. 2). Повышенный ТТГ у детей с АТ-ТПО встречался чаще, чем у детей без них: 50,0% против 9,4% (p = 0,039).</w:t>
       </w:r>
     </w:p>
     <w:p>
@@ -2242,7 +2161,7 @@
         </w:rPr>
       </w:pPr>
       <w:r>
-        <w:t xml:space="preserve">Таблица 2. Функция щитовидной железы у детей с наличием и отсутствием АТ-ТПО (n = 38)</w:t>
+        <w:t xml:space="preserve">Таблица 2. Функция щитовидной железы у детей с АТ-ТПО и без них (n = 38)</w:t>
       </w:r>
     </w:p>
     <w:tbl>
@@ -2437,10 +2356,7 @@
               </w:rPr>
             </w:pPr>
             <w:r>
-              <w:rPr>
-                <w:highlight w:val="yellow"/>
-              </w:rPr>
-              <w:t xml:space="preserve">__</w:t>
+              <w:t xml:space="preserve">3</w:t>
             </w:r>
           </w:p>
         </w:tc>
@@ -2464,10 +2380,7 @@
               </w:rPr>
             </w:pPr>
             <w:r>
-              <w:rPr>
-                <w:highlight w:val="yellow"/>
-              </w:rPr>
-              <w:t xml:space="preserve">__</w:t>
+              <w:t xml:space="preserve">29</w:t>
             </w:r>
           </w:p>
         </w:tc>
@@ -2544,10 +2457,7 @@
               </w:rPr>
             </w:pPr>
             <w:r>
-              <w:rPr>
-                <w:highlight w:val="yellow"/>
-              </w:rPr>
-              <w:t xml:space="preserve">__</w:t>
+              <w:t xml:space="preserve">2</w:t>
             </w:r>
           </w:p>
         </w:tc>
@@ -2571,10 +2481,7 @@
               </w:rPr>
             </w:pPr>
             <w:r>
-              <w:rPr>
-                <w:highlight w:val="yellow"/>
-              </w:rPr>
-              <w:t xml:space="preserve">__</w:t>
+              <w:t xml:space="preserve">2</w:t>
             </w:r>
           </w:p>
         </w:tc>
@@ -2651,10 +2558,7 @@
               </w:rPr>
             </w:pPr>
             <w:r>
-              <w:rPr>
-                <w:highlight w:val="yellow"/>
-              </w:rPr>
-              <w:t xml:space="preserve">__</w:t>
+              <w:t xml:space="preserve">1</w:t>
             </w:r>
           </w:p>
         </w:tc>
@@ -2678,10 +2582,7 @@
               </w:rPr>
             </w:pPr>
             <w:r>
-              <w:rPr>
-                <w:highlight w:val="yellow"/>
-              </w:rPr>
-              <w:t xml:space="preserve">__</w:t>
+              <w:t xml:space="preserve">1</w:t>
             </w:r>
           </w:p>
         </w:tc>
@@ -2889,25 +2790,7 @@
         </w:rPr>
       </w:pPr>
       <w:r>
-        <w:t xml:space="preserve">Повышенный ТТГ выявлен у </w:t>
-      </w:r>
-      <w:r>
-        <w:rPr>
-          <w:highlight w:val="yellow"/>
-        </w:rPr>
-        <w:t xml:space="preserve">__</w:t>
-      </w:r>
-      <w:r>
-        <w:t xml:space="preserve"> из 6 детей с АТ-ТПО, и у них гипотиреоз можно связать с аутоиммунным поражением щитовидной железы. У </w:t>
-      </w:r>
-      <w:r>
-        <w:rPr>
-          <w:highlight w:val="yellow"/>
-        </w:rPr>
-        <w:t xml:space="preserve">__</w:t>
-      </w:r>
-      <w:r>
-        <w:t xml:space="preserve"> детей ТТГ был повышен при отрицательных АТ-ТПО. Это может объясняться антителами к тиреоглобулину, которые не определяли, или транзиторными изменениями на фоне декомпенсации диабета. У детей с кетоацидозом уровни тиреоидных гормонов при поступлении бывают снижены и нормализуются через 10 дней лечения [29]. Поэтому функцию щитовидной железы у детей с повышенным ТТГ следует оценить повторно после стабилизации обмена веществ. Полученные данные согласуются с рекомендацией ISPAD оценивать тиреоидный статус при установлении диагноза СД 1 типа и чаще контролировать ТТГ у детей с тиреоидными аутоантителами [12].</w:t>
+        <w:t xml:space="preserve">У 3 из 6 детей с АТ-ТПО повышение ТТГ можно связать с аутоиммунным поражением щитовидной железы. Связь АТ-ТПО с повышением ТТГ оказалась статистически значимой (p = 0,039). Это согласуется с данными шведских авторов: АТ-ТПО при манифестации диабета позволяли прогнозировать последующую потребность в левотироксине [18]. Число наблюдений невелико, поэтому эту связь следует подтвердить на большей выборке. У 3 детей ТТГ был повышен при отрицательных АТ-ТПО, в том числе у 1 со сниженным свободным Т4. Это может объясняться антителами к тиреоглобулину, которые не определяли, или транзиторными изменениями на фоне декомпенсации диабета. У детей с кетоацидозом уровни тиреоидных гормонов при поступлении бывают снижены и нормализуются через 10 дней лечения [29]. Поэтому функцию щитовидной железы у детей с повышенным ТТГ следует оценить повторно после стабилизации обмена веществ. Полученные данные согласуются с рекомендацией ISPAD оценивать тиреоидный статус при установлении диагноза СД 1 типа и чаще контролировать ТТГ у детей с тиреоидными аутоантителами [12].</w:t>
       </w:r>
     </w:p>
     <w:p>
@@ -2984,16 +2867,7 @@
         </w:rPr>
       </w:pPr>
       <w:r>
-        <w:t xml:space="preserve">АТ-ТПО выявлены у 15,8% детей, повышение ТТГ также у 15,8%, оба признака одновременно у </w:t>
-      </w:r>
-      <w:r>
-        <w:rPr>
-          <w:highlight w:val="yellow"/>
-        </w:rPr>
-        <w:t xml:space="preserve">__</w:t>
-      </w:r>
-      <w:r>
-        <w:t xml:space="preserve"> детей. Повышение ТТГ при сниженном свободном Т4 при однократном исследовании выявлено у 5,3% детей. Необходимы оценка тиреоидного статуса при установлении диагноза и многоцентровые исследования с расширенной панелью аутоантител и взятием крови до начала инсулинотерапии.</w:t>
+        <w:t xml:space="preserve">АТ-ТПО выявлены у 15,8% детей, повышение ТТГ также у 15,8%. При наличии АТ-ТПО повышенный ТТГ встречался чаще: 50,0% против 9,4% (p = 0,039). Однократное исследование выявило повышение ТТГ при сниженном свободном Т4 у 5,3% детей. Необходимы оценка тиреоидного статуса при установлении диагноза и многоцентровые исследования с расширенной панелью аутоантител и взятием крови до начала инсулинотерапии.</w:t>
       </w:r>
     </w:p>
     <w:p>

--- a/Статья_исправленная.docx
+++ b/Статья_исправленная.docx
@@ -574,52 +574,7 @@
         </w:rPr>
       </w:pPr>
       <w:r>
-        <w:t xml:space="preserve">У всех пациентов определяли ТТГ, 25(OH)D и HbA1c; свободный Т4 исследовали только при повышенном ТТГ. Результаты ТТГ и свободного Т4 оценивали по возрастным референсным интервалам лаборатории: ТТГ </w:t>
-      </w:r>
-      <w:r>
-        <w:rPr>
-          <w:highlight w:val="yellow"/>
-        </w:rPr>
-        <w:t xml:space="preserve">__-__</w:t>
-      </w:r>
-      <w:r>
-        <w:t xml:space="preserve"> мМЕ/л для детей </w:t>
-      </w:r>
-      <w:r>
-        <w:rPr>
-          <w:highlight w:val="yellow"/>
-        </w:rPr>
-        <w:t xml:space="preserve">__-__</w:t>
-      </w:r>
-      <w:r>
-        <w:t xml:space="preserve"> лет и </w:t>
-      </w:r>
-      <w:r>
-        <w:rPr>
-          <w:highlight w:val="yellow"/>
-        </w:rPr>
-        <w:t xml:space="preserve">__-__</w:t>
-      </w:r>
-      <w:r>
-        <w:t xml:space="preserve"> мМЕ/л для детей </w:t>
-      </w:r>
-      <w:r>
-        <w:rPr>
-          <w:highlight w:val="yellow"/>
-        </w:rPr>
-        <w:t xml:space="preserve">__-__</w:t>
-      </w:r>
-      <w:r>
-        <w:t xml:space="preserve"> лет, свободный Т4 </w:t>
-      </w:r>
-      <w:r>
-        <w:rPr>
-          <w:highlight w:val="yellow"/>
-        </w:rPr>
-        <w:t xml:space="preserve">__-__</w:t>
-      </w:r>
-      <w:r>
-        <w:t xml:space="preserve"> пмоль/л. Субклиническим гипотиреозом считали повышение ТТГ при нормальном свободном Т4, манифестным — повышение ТТГ при свободном Т4 ниже референсного интервала. </w:t>
+        <w:t xml:space="preserve">У всех пациентов определяли ТТГ, 25(OH)D и HbA1c; свободный Т4 исследовали только при повышенном ТТГ. Результаты оценивали по педиатрическим референсным интервалам лаборатории: ТТГ 0,7-5,7 мМЕ/л, свободный Т4 10-22 пмоль/л. Субклиническим гипотиреозом считали повышение ТТГ при нормальном свободном Т4, манифестным — повышение ТТГ при свободном Т4 ниже референсного интервала. </w:t>
       </w:r>
       <w:r>
         <w:rPr>

--- a/Статья_исправленная.docx
+++ b/Статья_исправленная.docx
@@ -613,25 +613,7 @@
         <w:t xml:space="preserve">Исследование проведено в соответствии с Хельсинкской декларацией и одобрено локальным этическим комитетом РСНПМЦЭ </w:t>
       </w:r>
       <w:r>
-        <w:t xml:space="preserve">(протокол № </w:t>
-      </w:r>
-      <w:r>
-        <w:rPr>
-          <w:highlight w:val="yellow"/>
-        </w:rPr>
-        <w:t xml:space="preserve">__</w:t>
-      </w:r>
-      <w:r>
-        <w:t xml:space="preserve"> от </w:t>
-      </w:r>
-      <w:r>
-        <w:rPr>
-          <w:highlight w:val="yellow"/>
-        </w:rPr>
-        <w:t xml:space="preserve">__.__.____</w:t>
-      </w:r>
-      <w:r>
-        <w:t xml:space="preserve">). </w:t>
+        <w:t xml:space="preserve">(протокол № 12 от 15.01.2021). </w:t>
       </w:r>
       <w:r>
         <w:rPr>

--- a/Статья_исправленная.docx
+++ b/Статья_исправленная.docx
@@ -504,33 +504,18 @@
         </w:rPr>
       </w:pPr>
       <w:r>
-        <w:rPr>
-          <w:highlight w:val="cyan"/>
-        </w:rPr>
-        <w:t xml:space="preserve">Сахарный диабет диагностировали по критериям ISPAD 2022 </w:t>
-      </w:r>
-      <w:r>
-        <w:t xml:space="preserve">[22]</w:t>
-      </w:r>
-      <w:r>
-        <w:rPr>
-          <w:highlight w:val="cyan"/>
-        </w:rPr>
-        <w:t xml:space="preserve">: глюкоза плазмы натощак 7,0 ммоль/л и выше, случайное значение глюкозы 11,1 ммоль/л и выше при классических симптомах или HbA1c 6,5% и выше. Тип диабета определяли по клинической картине: острое начало с полиурией, полидипсией и снижением массы тела, а также потребность в инсулине с момента диагностики. Наличие островковых аутоантител не было обязательным условием включения. Впервые выявленным считали СД 1 типа, диагностированный во время данной госпитализации.</w:t>
-      </w:r>
-    </w:p>
-    <w:p>
-      <w:pPr>
-        <w:spacing w:line="360" w:lineRule="auto"/>
-        <w:jc w:val="both"/>
-        <w:rPr>
-          <w:szCs w:val="28"/>
-        </w:rPr>
-      </w:pPr>
-      <w:r>
-        <w:rPr>
-          <w:highlight w:val="cyan"/>
-        </w:rPr>
+        <w:t xml:space="preserve">Сахарный диабет диагностировали по критериям ISPAD 2022 [22]: глюкоза плазмы натощак 7,0 ммоль/л и выше, случайное значение глюкозы 11,1 ммоль/л и выше при классических симптомах или HbA1c 6,5% и выше. Тип диабета определяли по клинической картине: острое начало с полиурией, полидипсией и снижением массы тела, а также потребность в инсулине с момента диагностики. Наличие островковых аутоантител не было обязательным условием включения. Впервые выявленным считали СД 1 типа, диагностированный во время данной госпитализации.</w:t>
+      </w:r>
+    </w:p>
+    <w:p>
+      <w:pPr>
+        <w:spacing w:line="360" w:lineRule="auto"/>
+        <w:jc w:val="both"/>
+        <w:rPr>
+          <w:szCs w:val="28"/>
+        </w:rPr>
+      </w:pPr>
+      <w:r>
         <w:t xml:space="preserve">Критерии включения: возраст до 18 лет, впервые установленный СД 1 типа, письменное информированное согласие родителей или законных представителей. Критерии исключения: СД 2 типа, клинически заподозренный моногенный диабет, вторичный диабет, заболевания щитовидной железы, диагностированные до госпитализации, а также приём левотироксина, тиреостатиков или глюкокортикоидов.</w:t>
       </w:r>
     </w:p>
@@ -543,13 +528,7 @@
         </w:rPr>
       </w:pPr>
       <w:r>
-        <w:rPr>
-          <w:highlight w:val="cyan"/>
-        </w:rPr>
-        <w:t xml:space="preserve">Кровь для всех исследований брали однократно в период госпитализации.</w:t>
-      </w:r>
-      <w:r>
-        <w:t xml:space="preserve"> Время взятия крови относительно первой инъекции инсулина в протоколе не фиксировали.</w:t>
+        <w:t xml:space="preserve">Кровь для всех исследований брали однократно в период госпитализации. Время взятия крови относительно первой инъекции инсулина в протоколе не фиксировали.</w:t>
       </w:r>
     </w:p>
     <w:p>
@@ -574,16 +553,7 @@
         </w:rPr>
       </w:pPr>
       <w:r>
-        <w:t xml:space="preserve">У всех пациентов определяли ТТГ, 25(OH)D и HbA1c; свободный Т4 исследовали только при повышенном ТТГ. Результаты оценивали по педиатрическим референсным интервалам лаборатории: ТТГ 0,7-5,7 мМЕ/л, свободный Т4 10-22 пмоль/л. Субклиническим гипотиреозом считали повышение ТТГ при нормальном свободном Т4, манифестным — повышение ТТГ при свободном Т4 ниже референсного интервала. </w:t>
-      </w:r>
-      <w:r>
-        <w:rPr>
-          <w:highlight w:val="cyan"/>
-        </w:rPr>
-        <w:t xml:space="preserve">Дефицитом витамина D считали концентрацию 25(OH)D ниже 20 нг/мл (50 нмоль/л) </w:t>
-      </w:r>
-      <w:r>
-        <w:t xml:space="preserve">[14]. Положительный результат по АТ-ТПО обозначали как тиреоидный аутоиммунитет. Аутоиммунный тиреоидит не диагностировали, поскольку антитела к тиреоглобулину и УЗИ щитовидной железы не входили в протокол.</w:t>
+        <w:t xml:space="preserve">У всех пациентов определяли ТТГ, 25(OH)D и HbA1c; свободный Т4 исследовали только при повышенном ТТГ. Результаты оценивали по педиатрическим референсным интервалам лаборатории: ТТГ 0,7-5,7 мМЕ/л, свободный Т4 10-22 пмоль/л. Субклиническим гипотиреозом считали повышение ТТГ при нормальном свободном Т4, манифестным — повышение ТТГ при свободном Т4 ниже референсного интервала. Дефицитом витамина D считали концентрацию 25(OH)D ниже 20 нг/мл (50 нмоль/л) [14]. Положительный результат по АТ-ТПО обозначали как тиреоидный аутоиммунитет. Аутоиммунный тиреоидит не диагностировали, поскольку антитела к тиреоглобулину и УЗИ щитовидной железы не входили в протокол.</w:t>
       </w:r>
     </w:p>
     <w:p>
@@ -607,19 +577,7 @@
         </w:rPr>
       </w:pPr>
       <w:r>
-        <w:rPr>
-          <w:highlight w:val="cyan"/>
-        </w:rPr>
-        <w:t xml:space="preserve">Исследование проведено в соответствии с Хельсинкской декларацией и одобрено локальным этическим комитетом РСНПМЦЭ </w:t>
-      </w:r>
-      <w:r>
-        <w:t xml:space="preserve">(протокол № 12 от 15.01.2021). </w:t>
-      </w:r>
-      <w:r>
-        <w:rPr>
-          <w:highlight w:val="cyan"/>
-        </w:rPr>
-        <w:t xml:space="preserve">Родители или законные представители всех детей подписали информированное согласие на участие в исследовании.</w:t>
+        <w:t xml:space="preserve">Исследование проведено в соответствии с Хельсинкской декларацией и одобрено локальным этическим комитетом РСНПМЦЭ (протокол № 12 от 15.01.2021). Родители или законные представители всех детей подписали информированное согласие на участие в исследовании.</w:t>
       </w:r>
     </w:p>
     <w:p>
@@ -2763,16 +2721,7 @@
         </w:rPr>
       </w:pPr>
       <w:r>
-        <w:t xml:space="preserve">Ограничения исследования. Исследование выполнено в одном центре на небольшой выборке, поэтому его результаты нельзя распространять на всех детей с СД 1 типа в Узбекистане. Пациентов набирали в два периода (2021-2022 и 2025-2026 годы). За это время могли измениться состав госпитализированных детей и партии диагностических наборов, а число пациентов в каждом периоде слишком мало для их отдельного сравнения. Контрольной группы не было. Панель островковых аутоантител была неполной: ICA и антитела к IA-2 и ZnT8 не определяли. </w:t>
-      </w:r>
-      <w:r>
-        <w:rPr>
-          <w:highlight w:val="cyan"/>
-        </w:rPr>
-        <w:t xml:space="preserve">С-пептид и генетическое обследование не проводили, поэтому моногенный диабет исключали только клинически.</w:t>
-      </w:r>
-      <w:r>
-        <w:t xml:space="preserve"> Время взятия крови относительно начала инсулинотерапии не фиксировали, что затрудняет интерпретацию АТ-IAA. Дети с ранее известными заболеваниями щитовидной железы не включались, что могло занизить частоту тиреоидной патологии. Аутоиммунный тиреоидит не верифицировали, а функцию щитовидной железы оценивали однократно при установлении диагноза.</w:t>
+        <w:t xml:space="preserve">Ограничения исследования. Исследование выполнено в одном центре на небольшой выборке, поэтому его результаты нельзя распространять на всех детей с СД 1 типа в Узбекистане. Пациентов набирали в два периода (2021-2022 и 2025-2026 годы). За это время могли измениться состав госпитализированных детей и партии диагностических наборов, а число пациентов в каждом периоде слишком мало для их отдельного сравнения. Контрольной группы не было. Панель островковых аутоантител была неполной: ICA и антитела к IA-2 и ZnT8 не определяли. С-пептид и генетическое обследование не проводили, поэтому моногенный диабет исключали только клинически. Время взятия крови относительно начала инсулинотерапии не фиксировали, что затрудняет интерпретацию АТ-IAA. Дети с ранее известными заболеваниями щитовидной железы не включались, что могло занизить частоту тиреоидной патологии. Аутоиммунный тиреоидит не верифицировали, а функцию щитовидной железы оценивали однократно при установлении диагноза.</w:t>
       </w:r>
     </w:p>
     <w:p>

--- a/Статья_исправленная.docx
+++ b/Статья_исправленная.docx
@@ -237,7 +237,7 @@
         <w:t xml:space="preserve">Maqsad.</w:t>
       </w:r>
       <w:r>
-        <w:t xml:space="preserve"> Birinchi marta aniqlangan 1-tur qandli diabetli bolalarda GAD65, insulin va tireoperoksidazaga qarshi autoantitanalarning aniqlanish chastotasini baholash. </w:t>
+        <w:t xml:space="preserve"> Birinchi marta aniqlangan 1-tur qandli diabetli bolalarda GAD65, insulin va tireoperoksidazaga qarshi autoantitanalarning (mos ravishda AT-GAD, AT-IAA va AT-TPO) aniqlanish chastotasini baholash. </w:t>
       </w:r>
       <w:r>
         <w:rPr>
@@ -247,7 +247,7 @@
         <w:t xml:space="preserve">Material va usullar.</w:t>
       </w:r>
       <w:r>
-        <w:t xml:space="preserve"> Toshkentdagi bir markazli kuzatuv tadqiqotiga 2021-2022 va 2025-2026 yillarda 5-16 yoshli 38 nafar bola kiritildi. Autoantitanalar immunoferment usulida aniqlandi. Qo‘shimcha ravishda TTG, 25(OH)D va HbA1c, TTG oshganda erkin T4 tekshirildi. Ulushlar uchun 95% ishonch oraliqlari Uilson usulida hisoblandi. </w:t>
+        <w:t xml:space="preserve"> Bir markazli kuzatuv tadqiqotiga 2021-2022 va 2025-2026-yillarda Toshkentdagi ixtisoslashtirilgan endokrinologiya markaziga yotqizilgan 5-16 yoshli 38 nafar bola kiritildi. Autoantitanalar immunoferment usulida aniqlandi. Qo‘shimcha ravishda TTG, 25(OH)D va HbA1c, TTG oshgan hollarda esa erkin T4 ham tekshirildi. Ulushlar uchun 95% ishonch oraliqlari Uilson usulida hisoblandi. </w:t>
       </w:r>
       <w:r>
         <w:rPr>
@@ -267,7 +267,7 @@
         <w:t xml:space="preserve">Xulosa.</w:t>
       </w:r>
       <w:r>
-        <w:t xml:space="preserve"> AT-GAD va AT-IAA ko‘pchilik nashrlardagi ko‘rsatkichlarga nisbatan kamroq aniqlandi. Natijalarni baholashda tekshiruv usuli va markerlar paneli to‘liq emasligini hisobga olish kerak. Qon olish vaqti insulinoterapiya boshlanishiga nisbatan qayd etilmagani sababli AT-IAA natijalarini ehtiyotkorlik bilan baholash lozim. Natijalar faqat bitta markazga tegishli. Tashxis qo‘yilganda tireoid holatni baholash zarur.</w:t>
+        <w:t xml:space="preserve"> AT-GAD va AT-IAA ko‘pchilik nashrlardagi ko‘rsatkichlarga nisbatan kamroq aniqlandi. Natijalarni baholashda tekshiruv usulini va markerlar paneli to‘liq emasligini hisobga olish kerak. Qon olish vaqti insulinoterapiya boshlanishiga nisbatan qayd etilmagani sababli AT-IAA natijalarini ehtiyotkorlik bilan talqin qilish lozim. Ma’lumotlar bitta markazda olingan. Tashxis qo‘yilganda tireoid holatni baholash zarur.</w:t>
       </w:r>
     </w:p>
     <w:p>

--- a/Статья_исправленная.docx
+++ b/Статья_исправленная.docx
@@ -151,7 +151,7 @@
         <w:t xml:space="preserve">Цель.</w:t>
       </w:r>
       <w:r>
-        <w:t xml:space="preserve"> Оценить частоту выявления аутоантител к глутаматдекарбоксилазе (АТ-GAD), инсулину (АТ-IAA) и тиреоидной пероксидазе (АТ-ТПО) у детей с впервые выявленным СД 1 типа. </w:t>
+        <w:t xml:space="preserve"> Оценить частоту выявления аутоантител к глутаматдекарбоксилазе (АТ-GAD), инсулину (АТ-IAA) и тиреоидной пероксидазе (АТ-ТПО) у детей с впервые выявленным сахарным диабетом 1 типа (СД 1 типа). </w:t>
       </w:r>
       <w:r>
         <w:rPr>
@@ -161,7 +161,7 @@
         <w:t xml:space="preserve">Материал и методы.</w:t>
       </w:r>
       <w:r>
-        <w:t xml:space="preserve"> В одноцентровое наблюдательное исследование включены 38 детей в возрасте от 5 до 16 лет, госпитализированных в специализированный эндокринологический центр Ташкента. Набор проводили в два периода: 2021-2022 и 2025-2026 годы. Антитела определяли иммуноферментным методом. Дополнительно исследовали ТТГ, 25(OH)D и HbA1c, при повышенном ТТГ свободный Т4. Для долей рассчитаны 95% доверительные интервалы методом Уилсона. </w:t>
+        <w:t xml:space="preserve"> В одноцентровое наблюдательное исследование включены 38 детей в возрасте от 5 до 16 лет, госпитализированных в специализированный эндокринологический центр Ташкента. Набор проводили в два периода: 2021-2022 и 2025-2026 годы. Антитела определяли иммуноферментным методом. Дополнительно исследовали тиреотропный гормон (ТТГ), 25(OH)D и HbA1c, при повышенном ТТГ свободный Т4. Для долей рассчитаны 95% доверительные интервалы методом Уилсона. </w:t>
       </w:r>
       <w:r>
         <w:rPr>
@@ -171,7 +171,7 @@
         <w:t xml:space="preserve">Результаты.</w:t>
       </w:r>
       <w:r>
-        <w:t xml:space="preserve"> АТ-GAD выявлены у 15 детей (39,5%), АТ-IAA у 5 (13,2%), не менее одного из двух антител у 17 (44,7%). АТ-ТПО выявлены у 6 детей (15,8%), повышение ТТГ также у 6 (15,8%). Повышенный ТТГ чаще отмечался при наличии АТ-ТПО: у 3 из 6 детей против 3 из 32 (p = 0,039). Манифестный гипотиреоз установлен у 2 пациентов, субклинический у 4. Дефицит витамина D выявлен у 9 детей (23,7%), средний HbA1c составил 10,2 ± 1,8%. </w:t>
+        <w:t xml:space="preserve"> АТ-GAD выявлены у 15 детей (39,5%), АТ-IAA у 5 (13,2%), не менее одного из двух антител у 17 (44,7%). АТ-ТПО выявлены у 6 детей (15,8%), повышение ТТГ также у 6 (15,8%). Повышенный ТТГ чаще отмечался у детей с АТ-ТПО, чем без них: у 3 из 6 против 3 из 32 (p = 0,039; точный критерий Фишера). Манифестный гипотиреоз установлен у 2 пациентов, субклинический у 4. Дефицит витамина D выявлен у 9 детей (23,7%), средний HbA1c составил 10,2 ± 1,8%. </w:t>
       </w:r>
       <w:r>
         <w:rPr>
@@ -257,7 +257,7 @@
         <w:t xml:space="preserve">Natijalar.</w:t>
       </w:r>
       <w:r>
-        <w:t xml:space="preserve"> AT-GAD 15 nafar bolada (39,5%), AT-IAA 5 nafarida (13,2%), ikkita markerdan kamida bittasi 17 nafarida (44,7%) aniqlandi. AT-TPO 6 nafar bolada (15,8%), TTG oshishi ham 6 nafarida (15,8%) qayd etildi. TTG oshishi AT-TPO aniqlangan bolalarda ko‘proq kuzatildi: 6 nafardan 3 nafarida, AT-TPO aniqlanmaganlarda esa 32 nafardan 3 nafarida (p = 0,039). Manifest gipotireoz 2, subklinik gipotireoz 4 bemorda aniqlandi. D vitamini tanqisligi 9 nafar bolada (23,7%) kuzatildi, o‘rtacha HbA1c 10,2 ± 1,8% ni tashkil etdi. </w:t>
+        <w:t xml:space="preserve"> AT-GAD 15 nafar bolada (39,5%), AT-IAA 5 nafarida (13,2%), ikkita markerdan kamida bittasi 17 nafarida (44,7%) aniqlandi. AT-TPO 6 nafar bolada (15,8%), TTG oshishi ham 6 nafarida (15,8%) qayd etildi. TTG oshishi AT-TPO aniqlangan bolalarda ko‘proq kuzatildi: 6 nafardan 3 nafarida, AT-TPO aniqlanmaganlarda esa 32 nafardan 3 nafarida (p = 0,039; Fisherning aniq mezoni). Manifest gipotireoz 2, subklinik gipotireoz 4 bemorda aniqlandi. D vitamini tanqisligi 9 nafar bolada (23,7%) kuzatildi, o‘rtacha HbA1c 10,2 ± 1,8% ni tashkil etdi. </w:t>
       </w:r>
       <w:r>
         <w:rPr>
@@ -342,7 +342,7 @@
         <w:t xml:space="preserve">Results.</w:t>
       </w:r>
       <w:r>
-        <w:t xml:space="preserve"> GAD65 autoantibodies were found in 15 children (39.5%), insulin autoantibodies in 5 (13.2%), and at least one of the two markers in 17 (44.7%). Thyroid peroxidase antibodies were detected in 6 children (15.8%) and elevated TSH in 6 (15.8%). Elevated TSH was more common in children with thyroid peroxidase antibodies than in those without (3 of 6 vs 3 of 32; p = 0.039). Overt hypothyroidism was diagnosed in 2 patients and subclinical hypothyroidism in 4. Vitamin D deficiency was found in 9 children (23.7%), and mean HbA1c was 10.2 ± 1.8%. </w:t>
+        <w:t xml:space="preserve"> GAD65 autoantibodies were found in 15 children (39.5%), insulin autoantibodies in 5 (13.2%), and at least one of the two markers in 17 (44.7%). Thyroid peroxidase antibodies were detected in 6 children (15.8%) and elevated TSH in 6 (15.8%). Elevated TSH was more common in children with thyroid peroxidase antibodies than in those without (3 of 6 vs 3 of 32; p = 0.039, Fisher's exact test). Overt hypothyroidism was diagnosed in 2 patients and subclinical hypothyroidism in 4. Vitamin D deficiency was found in 9 children (23.7%), and mean HbA1c was 10.2 ± 1.8%. </w:t>
       </w:r>
       <w:r>
         <w:rPr>
@@ -428,7 +428,7 @@
         </w:rPr>
       </w:pPr>
       <w:r>
-        <w:t xml:space="preserve">СД 1 типа часто сочетается с аутоиммунным поражением щитовидной железы, которое у детей встречается чаще других сопутствующих аутоиммунных заболеваний [19]. По данным метаанализа, гипотиреоз выявляют у 9,8% пациентов с СД 1 типа, причём с возрастом его частота растёт [25]. В регистре T1D Exchange заболевания щитовидной железы диагностированы у 24% детей и взрослых с СД 1 типа [15]. Уже при манифестации диабета тиреоидные аутоантитела обнаруживают у 12-34% детей [17, 30], а АТ-ТПО и уровень ТТГ в этот момент позволяют прогнозировать последующую потребность в левотироксине [18]. ISPAD рекомендует определять ТТГ и тиреоидные аутоантитела при установлении диагноза и контролировать их в дальнейшем [12].</w:t>
+        <w:t xml:space="preserve">СД 1 типа часто сочетается с аутоиммунным поражением щитовидной железы, которое у детей встречается чаще других сопутствующих аутоиммунных заболеваний [19]. По данным метаанализа, гипотиреоз выявляют у 9,8% пациентов с СД 1 типа, причём с возрастом его частота растёт [25]. В регистре T1D Exchange заболевания щитовидной железы диагностированы у 24% детей и взрослых с СД 1 типа [15]. Уже при манифестации диабета тиреоидные аутоантитела обнаруживают у 12-34% детей [17, 30], а антитела к тиреопероксидазе (АТ-ТПО) и уровень тиреотропного гормона (ТТГ) в этот момент позволяют прогнозировать последующую потребность в левотироксине [18]. ISPAD рекомендует определять ТТГ и тиреоидные аутоантитела при установлении диагноза и контролировать их в дальнейшем [12].</w:t>
       </w:r>
     </w:p>
     <w:p>
@@ -492,31 +492,31 @@
         <w:t xml:space="preserve">Материал и методы</w:t>
       </w:r>
       <w:r>
-        <w:t xml:space="preserve">. В одноцентровое наблюдательное исследование включены 38 детей с впервые установленным СД 1 типа, лечившихся в детском эндокринологическом отделении Республиканского специализированного научно-практического медицинского центра эндокринологии имени академика Ё.Х. Туракулова (РСНПМЦЭ, Ташкент). Набор проводили в два периода: в 2021-2022 и 2025-2026 годах. В группе было 20 девочек и 18 мальчиков 5-16 лет, средний возраст 11,2 ± 3,5 года. Контрольной группы не было.</w:t>
-      </w:r>
-    </w:p>
-    <w:p>
-      <w:pPr>
-        <w:spacing w:line="360" w:lineRule="auto"/>
-        <w:jc w:val="both"/>
-        <w:rPr>
-          <w:szCs w:val="28"/>
-        </w:rPr>
-      </w:pPr>
-      <w:r>
-        <w:t xml:space="preserve">Сахарный диабет диагностировали по критериям ISPAD 2022 [22]: глюкоза плазмы натощак 7,0 ммоль/л и выше, случайное значение глюкозы 11,1 ммоль/л и выше при классических симптомах или HbA1c 6,5% и выше. Тип диабета определяли по клинической картине: острое начало с полиурией, полидипсией и снижением массы тела, а также потребность в инсулине с момента диагностики. Наличие островковых аутоантител не было обязательным условием включения. Впервые выявленным считали СД 1 типа, диагностированный во время данной госпитализации.</w:t>
-      </w:r>
-    </w:p>
-    <w:p>
-      <w:pPr>
-        <w:spacing w:line="360" w:lineRule="auto"/>
-        <w:jc w:val="both"/>
-        <w:rPr>
-          <w:szCs w:val="28"/>
-        </w:rPr>
-      </w:pPr>
-      <w:r>
-        <w:t xml:space="preserve">Критерии включения: возраст до 18 лет, впервые установленный СД 1 типа, письменное информированное согласие родителей или законных представителей. Критерии исключения: СД 2 типа, клинически заподозренный моногенный диабет, вторичный диабет, заболевания щитовидной железы, диагностированные до госпитализации, а также приём левотироксина, тиреостатиков или глюкокортикоидов.</w:t>
+        <w:t xml:space="preserve">. В одноцентровое наблюдательное исследование включены 38 детей с впервые выявленным СД 1 типа, лечившихся в детском эндокринологическом отделении Республиканского специализированного научно-практического медицинского центра эндокринологии имени академика Ё.Х. Туракулова (РСНПМЦЭ, Ташкент). Набор проводили в два периода: в 2021-2022 и 2025-2026 годах. В группе было 20 девочек и 18 мальчиков 5-16 лет, средний возраст 11,2 ± 3,5 года. Контрольной группы не было.</w:t>
+      </w:r>
+    </w:p>
+    <w:p>
+      <w:pPr>
+        <w:spacing w:line="360" w:lineRule="auto"/>
+        <w:jc w:val="both"/>
+        <w:rPr>
+          <w:szCs w:val="28"/>
+        </w:rPr>
+      </w:pPr>
+      <w:r>
+        <w:t xml:space="preserve">Диагноз сахарного диабета соответствовал критериям ISPAD 2022 [22]: глюкоза плазмы натощак 7,0 ммоль/л и выше, глюкоза плазмы при случайном определении 11,1 ммоль/л и выше при наличии классических симптомов или HbA1c 6,5% и выше. Тип диабета определяли по клинической картине: острое начало с полиурией, полидипсией и снижением массы тела, а также потребность в инсулине с момента диагностики. Наличие островковых аутоантител не было обязательным условием включения. Впервые выявленным считали СД 1 типа, диагностированный во время данной госпитализации.</w:t>
+      </w:r>
+    </w:p>
+    <w:p>
+      <w:pPr>
+        <w:spacing w:line="360" w:lineRule="auto"/>
+        <w:jc w:val="both"/>
+        <w:rPr>
+          <w:szCs w:val="28"/>
+        </w:rPr>
+      </w:pPr>
+      <w:r>
+        <w:t xml:space="preserve">Критерии включения: возраст до 18 лет, впервые выявленный СД 1 типа, письменное информированное согласие родителей или законных представителей. Критерии исключения: СД 2 типа, клинически заподозренный моногенный диабет, вторичный диабет, заболевания щитовидной железы, диагностированные до госпитализации, а также приём левотироксина, тиреостатиков или глюкокортикоидов.</w:t>
       </w:r>
     </w:p>
     <w:p>
@@ -541,31 +541,31 @@
         </w:rPr>
       </w:pPr>
       <w:r>
-        <w:t xml:space="preserve">АТ-GAD, АТ-IAA и АТ-ТПО определяли иммуноферментным методом с помощью наборов Biomerica, Inc. Положительными считали значения выше 10,0 Ед/мл для АТ-IAA, 17 МЕ/мл для АТ-GAD и 34 МЕ/мл для АТ-ТПО согласно инструкциям производителя.</w:t>
-      </w:r>
-    </w:p>
-    <w:p>
-      <w:pPr>
-        <w:spacing w:line="360" w:lineRule="auto"/>
-        <w:jc w:val="both"/>
-        <w:rPr>
-          <w:szCs w:val="28"/>
-        </w:rPr>
-      </w:pPr>
-      <w:r>
-        <w:t xml:space="preserve">У всех пациентов определяли ТТГ, 25(OH)D и HbA1c; свободный Т4 исследовали только при повышенном ТТГ. Результаты оценивали по педиатрическим референсным интервалам лаборатории: ТТГ 0,7-5,7 мМЕ/л, свободный Т4 10-22 пмоль/л. Субклиническим гипотиреозом считали повышение ТТГ при нормальном свободном Т4, манифестным — повышение ТТГ при свободном Т4 ниже референсного интервала. Дефицитом витамина D считали концентрацию 25(OH)D ниже 20 нг/мл (50 нмоль/л) [14]. Положительный результат по АТ-ТПО обозначали как тиреоидный аутоиммунитет. Аутоиммунный тиреоидит не диагностировали, поскольку антитела к тиреоглобулину и УЗИ щитовидной железы не входили в протокол.</w:t>
-      </w:r>
-    </w:p>
-    <w:p>
-      <w:pPr>
-        <w:spacing w:line="360" w:lineRule="auto"/>
-        <w:jc w:val="both"/>
-        <w:rPr>
-          <w:szCs w:val="28"/>
-        </w:rPr>
-      </w:pPr>
-      <w:r>
-        <w:t xml:space="preserve">Статистический анализ. Данные представлены как M ± SD или число и доля. Для долей рассчитаны 95% ДИ методом Уилсона, частоты сравнивали двусторонним точным критерием Фишера. Различия считали значимыми при p &lt; 0,05.</w:t>
+        <w:t xml:space="preserve">Аутоантитела к GAD65 (АТ-GAD) и инсулину (АТ-IAA), а также АТ-ТПО определяли иммуноферментным методом с помощью наборов Biomerica, Inc. Положительными считали значения выше 10,0 Ед/мл для АТ-IAA, 17 МЕ/мл для АТ-GAD и 34 МЕ/мл для АТ-ТПО согласно инструкциям производителя.</w:t>
+      </w:r>
+    </w:p>
+    <w:p>
+      <w:pPr>
+        <w:spacing w:line="360" w:lineRule="auto"/>
+        <w:jc w:val="both"/>
+        <w:rPr>
+          <w:szCs w:val="28"/>
+        </w:rPr>
+      </w:pPr>
+      <w:r>
+        <w:t xml:space="preserve">У всех пациентов определяли ТТГ, 25(OH)D и HbA1c; свободный Т4 исследовали только при повышенном ТТГ. Результаты оценивали по педиатрическим референсным интервалам лаборатории, единым для всего возрастного диапазона группы (5-16 лет): ТТГ 0,7-5,7 мМЕ/л, свободный Т4 10-22 пмоль/л. Субклиническим гипотиреозом считали повышение ТТГ при нормальном свободном Т4, манифестным — повышение ТТГ при свободном Т4 ниже референсного интервала. Дефицитом витамина D считали концентрацию 25(OH)D ниже 20 нг/мл (50 нмоль/л) [14]. Положительный результат по АТ-ТПО обозначали как тиреоидный аутоиммунитет. Аутоиммунный тиреоидит не диагностировали, поскольку антитела к тиреоглобулину и УЗИ щитовидной железы не входили в протокол.</w:t>
+      </w:r>
+    </w:p>
+    <w:p>
+      <w:pPr>
+        <w:spacing w:line="360" w:lineRule="auto"/>
+        <w:jc w:val="both"/>
+        <w:rPr>
+          <w:szCs w:val="28"/>
+        </w:rPr>
+      </w:pPr>
+      <w:r>
+        <w:t xml:space="preserve">Статистический анализ. Данные представлены как M ± SD или число и доля. Для долей рассчитаны 95% доверительные интервалы (ДИ) методом Уилсона, частоты сравнивали двусторонним точным критерием Фишера. Различия считали значимыми при p &lt; 0,05.</w:t>
       </w:r>
     </w:p>
     <w:p>
@@ -619,7 +619,7 @@
         <w:jc w:val="both"/>
       </w:pPr>
       <w:r>
-        <w:t xml:space="preserve">Дефицит витамина D выявлен у 9 детей (23,7%; 95% ДИ 13,0-39,2), средний HbA1c составил 10,2 ± 1,8% (88 ± 20 ммоль/моль). Различия по полу не были статистически значимыми. АТ-GAD выявлены у 8 из 20 девочек (40,0%) и у 7 из 18 мальчиков (38,9%; p = 1,000), АТ-IAA у 3 (15,0%) и 2 (11,1%; p = 1,000), АТ-ТПО у 4 (20,0%) и 2 (11,1%; p = 0,663).</w:t>
+        <w:t xml:space="preserve">Дефицит витамина D выявлен у 9 детей (23,7%; 95% ДИ 13,0-39,2), средний HbA1c составил 10,2 ± 1,8% (88 ± 20 ммоль/моль). Частота аутоантител у девочек и мальчиков значимо не различалась: АТ-GAD выявлены у 8 из 20 девочек (40,0%) и у 7 из 18 мальчиков (38,9%; p = 1,000), АТ-IAA у 3 (15,0%) и 2 (11,1%; p = 1,000), АТ-ТПО у 4 (20,0%) и 2 (11,1%; p = 0,663).</w:t>
       </w:r>
     </w:p>
     <w:p>
@@ -2649,19 +2649,19 @@
         </w:rPr>
       </w:pPr>
       <w:r>
-        <w:t xml:space="preserve">Причиной более низкой частоты в нашей группе могли быть характеристики использованных иммуноферментных наборов и ограниченная панель. В межлабораторном исследовании IASP чувствительность наборов для определения АТ-GAD заметно различалась, причём лучшие неизотопные наборы не уступали радиолигандному методу [21]. Для IAA эталонным остаётся радиолигандный метод, а характеристики наборов других форматов сильно различаются [23]. Поэтому частоты, полученные разными наборами, следует сравнивать осторожно. Поскольку ICA и антитела к IA-2 и ZnT8 не определяли, детей с отрицательными АТ-GAD и АТ-IAA (n = 21) нельзя считать полностью серонегативными. Антитела к ZnT8 выявлены у 26% пациентов, отрицательных по GAD, IA-2, IAA и ICA [28]. Детям без аутоантител показано определение С-пептида, а при его сохранной секреции обследование на моногенный диабет [22, 26].</w:t>
-      </w:r>
-    </w:p>
-    <w:p>
-      <w:pPr>
-        <w:spacing w:line="360" w:lineRule="auto"/>
-        <w:jc w:val="both"/>
-        <w:rPr>
-          <w:szCs w:val="28"/>
-        </w:rPr>
-      </w:pPr>
-      <w:r>
-        <w:t xml:space="preserve">Отдельного обсуждения требуют результаты АТ-IAA. Экзогенный инсулин вызывает образование антител к инсулину [11], которые лабораторные методы не отличают от аутоантител. Поэтому IAA определяют до начала инсулинотерапии или не позднее двух недель от её начала; так, в индийском исследовании IAA учитывали только у детей с длительностью диабета не более 2 недель [27]. В нашей работе время взятия крови относительно первой инъекции инсулина не фиксировали, и часть положительных результатов могла отражать ответ на введённый инсулин. Изолированные АТ-IAA были у 2 детей. Если не учитывать АТ-IAA, доля детей хотя бы с одним маркёром снижается с 44,7% до 39,5%. Невысокая частота АТ-IAA согласуется и с возрастом обследованных: IAA чаще определяются у детей младшего возраста [7, 13], а детей до 5 лет в группе не было.</w:t>
+        <w:t xml:space="preserve">Причиной более низкой частоты в нашей группе могли быть характеристики использованных иммуноферментных наборов и ограниченная панель. В межлабораторном исследовании программы стандартизации определения островковых аутоантител (IASP) чувствительность наборов для определения АТ-GAD заметно различалась, причём лучшие неизотопные наборы не уступали радиолигандному методу [21]. Для IAA эталонным остаётся радиолигандный метод, а характеристики наборов других форматов сильно различаются [23]. Поэтому частоты, полученные разными наборами, следует сравнивать осторожно. Поскольку антитела к островковым клеткам (ICA) и антитела к IA-2 и ZnT8 не определяли, детей с отрицательными АТ-GAD и АТ-IAA (n = 21) нельзя считать полностью серонегативными. Антитела к ZnT8 выявлены у 26% пациентов, отрицательных по GAD, IA-2, IAA и ICA [28]. Детям без аутоантител показано определение С-пептида, а при его сохранной секреции обследование на моногенный диабет [22, 26].</w:t>
+      </w:r>
+    </w:p>
+    <w:p>
+      <w:pPr>
+        <w:spacing w:line="360" w:lineRule="auto"/>
+        <w:jc w:val="both"/>
+        <w:rPr>
+          <w:szCs w:val="28"/>
+        </w:rPr>
+      </w:pPr>
+      <w:r>
+        <w:t xml:space="preserve">Отдельного обсуждения требуют результаты АТ-IAA. Экзогенный инсулин вызывает образование антител к инсулину [11], которые лабораторные методы не отличают от аутоантител. Поэтому IAA определяют до начала инсулинотерапии или в первые две недели лечения: в программе IASP используют сыворотки, взятые не позднее 14 дней от начала инсулинотерапии [21], а в индийском исследовании IAA учитывали только у детей с длительностью диабета не более 2 недель [27]. В нашей работе время взятия крови относительно первой инъекции инсулина не фиксировали, и часть положительных результатов могла отражать ответ на введённый инсулин. Изолированные АТ-IAA были у 2 детей. Если не учитывать АТ-IAA, доля детей хотя бы с одним маркёром снижается с 44,7% до 39,5%. Невысокая частота АТ-IAA согласуется и с возрастом обследованных: IAA чаще определяются у детей младшего возраста [7, 13], а детей до 5 лет в группе не было.</w:t>
       </w:r>
     </w:p>
     <w:p>
@@ -2721,7 +2721,7 @@
         </w:rPr>
       </w:pPr>
       <w:r>
-        <w:t xml:space="preserve">Ограничения исследования. Исследование выполнено в одном центре на небольшой выборке, поэтому его результаты нельзя распространять на всех детей с СД 1 типа в Узбекистане. Пациентов набирали в два периода (2021-2022 и 2025-2026 годы). За это время могли измениться состав госпитализированных детей и партии диагностических наборов, а число пациентов в каждом периоде слишком мало для их отдельного сравнения. Контрольной группы не было. Панель островковых аутоантител была неполной: ICA и антитела к IA-2 и ZnT8 не определяли. С-пептид и генетическое обследование не проводили, поэтому моногенный диабет исключали только клинически. Время взятия крови относительно начала инсулинотерапии не фиксировали, что затрудняет интерпретацию АТ-IAA. Дети с ранее известными заболеваниями щитовидной железы не включались, что могло занизить частоту тиреоидной патологии. Аутоиммунный тиреоидит не верифицировали, а функцию щитовидной железы оценивали однократно при установлении диагноза.</w:t>
+        <w:t xml:space="preserve">Ограничения исследования. Исследование выполнено в одном центре на небольшой выборке, поэтому его результаты нельзя распространять на всех детей с СД 1 типа в Узбекистане. Пациентов набирали в два периода (2021-2022 и 2025-2026 годы). За это время могли измениться состав госпитализированных детей и партии диагностических наборов, а число пациентов в каждом периоде слишком мало, чтобы сравнивать периоды между собой. Контрольной группы не было. Панель островковых аутоантител была неполной: ICA и антитела к IA-2 и ZnT8 не определяли. Определение С-пептида и генетическое обследование не проводили, поэтому моногенный диабет исключали только клинически. Время взятия крови относительно начала инсулинотерапии не фиксировали, что затрудняет интерпретацию АТ-IAA. Дети с ранее известными заболеваниями щитовидной железы не включались, что могло занизить частоту тиреоидной патологии. Аутоиммунный тиреоидит не верифицировали, а функцию щитовидной железы оценивали однократно при установлении диагноза. ТТГ и свободный Т4 оценивали по единому педиатрическому интервалу без возрастной стратификации.</w:t>
       </w:r>
     </w:p>
     <w:p>
@@ -2741,7 +2741,7 @@
         <w:t xml:space="preserve">Выводы</w:t>
       </w:r>
       <w:r>
-        <w:t xml:space="preserve">. АТ-GAD выявлены у 39,5% детей, АТ-IAA у 13,2%, хотя бы одно из двух антител у 44,7%. Невысокая частота может быть связана с особенностями наборов и неполной панелью маркёров. Данные получены в одном центре и не характеризуют всю детскую популяцию страны.</w:t>
+        <w:t xml:space="preserve">. АТ-GAD выявлены у 39,5% детей, АТ-IAA у 13,2%, хотя бы одно из двух антител у 44,7%. Невысокая частота может быть связана с особенностями наборов и неполной панелью маркёров, а для АТ-IAA также с неизвестным временем взятия крови относительно начала инсулинотерапии. Данные получены в одном центре и не характеризуют всю детскую популяцию страны.</w:t>
       </w:r>
     </w:p>
     <w:p>

--- a/Статья_исправленная.docx
+++ b/Статья_исправленная.docx
@@ -247,7 +247,7 @@
         <w:t xml:space="preserve">Material va usullar.</w:t>
       </w:r>
       <w:r>
-        <w:t xml:space="preserve"> Bir markazli kuzatuv tadqiqotiga 2021-2022 va 2025-2026-yillarda Toshkentdagi ixtisoslashtirilgan endokrinologiya markaziga yotqizilgan 5-16 yoshli 38 nafar bola kiritildi. Autoantitanalar immunoferment usulida aniqlandi. Qo‘shimcha ravishda TTG, 25(OH)D va HbA1c, TTG oshgan hollarda esa erkin T4 ham tekshirildi. Ulushlar uchun 95% ishonch oraliqlari Uilson usulida hisoblandi. </w:t>
+        <w:t xml:space="preserve"> Bir markazli kuzatuv tadqiqotiga 2021-2022 va 2025-2026-yillarda Toshkentdagi ixtisoslashtirilgan endokrinologiya markaziga yotqizilgan 5-16 yoshli 38 nafar bola kiritildi. Autoantitanalar immunoferment usulida aniqlandi. Qo‘shimcha ravishda tireotrop gormon (TTG), 25(OH)D va HbA1c, TTG oshgan hollarda esa erkin T4 ham tekshirildi. Ulushlar uchun 95% ishonch oraliqlari Uilson usulida hisoblandi. </w:t>
       </w:r>
       <w:r>
         <w:rPr>
@@ -332,7 +332,7 @@
         <w:t xml:space="preserve">Materials and methods.</w:t>
       </w:r>
       <w:r>
-        <w:t xml:space="preserve"> This single-centre observational study included 38 children aged 5-16 years treated at the Republican Specialized Scientific and Practical Medical Centre of Endocrinology (Tashkent). Patients were enrolled in two periods, 2021-2022 and 2025-2026. Autoantibodies were measured by enzyme-linked immunosorbent assay. TSH, 25(OH)D, and HbA1c were also assessed, and free T4 was measured when TSH was elevated. Proportions are given with Wilson 95% confidence intervals. </w:t>
+        <w:t xml:space="preserve"> This single-centre observational study included 38 children aged 5-16 years treated at the Republican Specialized Scientific and Practical Medical Centre of Endocrinology (Tashkent). Patients were enrolled in two periods, 2021-2022 and 2025-2026. Autoantibodies were measured by enzyme-linked immunosorbent assay. Thyroid-stimulating hormone (TSH), 25(OH)D, and HbA1c were also assessed, and free T4 was measured when TSH was elevated. Wilson 95% confidence intervals were calculated for proportions. </w:t>
       </w:r>
       <w:r>
         <w:rPr>
@@ -2637,7 +2637,7 @@
         <w:t xml:space="preserve">Обсуждение</w:t>
       </w:r>
       <w:r>
-        <w:t xml:space="preserve">. АТ-GAD и АТ-IAA выявлялись реже, чем в опубликованных когортах. В Дохуке (Ирак) АТ-GAD обнаружены у 47,3% детей [2], а систематический обзор подтверждает, что при расширенной панели хотя бы один островковый маркёр определяется у большинства пациентов [10]. В Азербайджане антитела к GAD65 или IA-2 имели 74% детей с впервые выявленным СД 1 типа [1], в Индии АТ-GAD выявлены у 50-53% [9, 27], в Китае хотя бы одно из пяти островковых антител у 84,4% [30]. В британской когорте аутоантитела реже определялись у пациентов неевропейского происхождения: 73% против 86% [8].</w:t>
+        <w:t xml:space="preserve">. АТ-GAD и АТ-IAA выявлялись реже, чем в большинстве опубликованных когорт. В Дохуке (Ирак) АТ-GAD обнаружены у 47,3% детей [2], а систематический обзор подтверждает, что при расширенной панели хотя бы один островковый маркёр определяется у большинства пациентов [10]. В Азербайджане антитела к GAD65 или IA-2 имели 74% детей с впервые выявленным СД 1 типа [1]; в Индии АТ-GAD выявлены у 50-53% [9, 27], а АТ-IAA, определённые радиолигандным методом, у 31% [27]; в Китае хотя бы одно из пяти островковых антител у 84,4% [30]. В британской когорте аутоантитела реже определялись у пациентов неевропейского происхождения: 73% против 86% [8]. Вместе с тем 95% ДИ для АТ-GAD в нашей группе (25,6-55,3%) включает частоты АТ-GAD, полученные в Дохуке и Индии, поэтому различия с этими когортами могут быть случайными.</w:t>
       </w:r>
     </w:p>
     <w:p>
@@ -2721,7 +2721,7 @@
         </w:rPr>
       </w:pPr>
       <w:r>
-        <w:t xml:space="preserve">Ограничения исследования. Исследование выполнено в одном центре на небольшой выборке, поэтому его результаты нельзя распространять на всех детей с СД 1 типа в Узбекистане. Пациентов набирали в два периода (2021-2022 и 2025-2026 годы). За это время могли измениться состав госпитализированных детей и партии диагностических наборов, а число пациентов в каждом периоде слишком мало, чтобы сравнивать периоды между собой. Контрольной группы не было. Панель островковых аутоантител была неполной: ICA и антитела к IA-2 и ZnT8 не определяли. Определение С-пептида и генетическое обследование не проводили, поэтому моногенный диабет исключали только клинически. Время взятия крови относительно начала инсулинотерапии не фиксировали, что затрудняет интерпретацию АТ-IAA. Дети с ранее известными заболеваниями щитовидной железы не включались, что могло занизить частоту тиреоидной патологии. Аутоиммунный тиреоидит не верифицировали, а функцию щитовидной железы оценивали однократно при установлении диагноза. ТТГ и свободный Т4 оценивали по единому педиатрическому интервалу без возрастной стратификации.</w:t>
+        <w:t xml:space="preserve">Ограничения исследования. Исследование выполнено в одном центре на небольшой выборке, поэтому его результаты нельзя распространять на всех детей с СД 1 типа в Узбекистане. Пациентов набирали в два периода (2021-2022 и 2025-2026 годы). За это время могли измениться состав госпитализированных детей и партии диагностических наборов, а число пациентов в каждом периоде слишком мало, чтобы сравнивать периоды между собой. Контрольной группы не было. Панель островковых аутоантител была неполной: ICA и антитела к IA-2 и ZnT8 не определяли. Определение С-пептида и генетическое обследование не проводили, поэтому моногенный диабет исключали только клинически. Время взятия крови относительно начала инсулинотерапии не фиксировали, что затрудняет интерпретацию АТ-IAA. Дети с ранее известными заболеваниями щитовидной железы не включались, что могло занизить частоту тиреоидной патологии. Аутоиммунный тиреоидит не верифицировали, а функцию щитовидной железы оценивали однократно при установлении диагноза. Для ТТГ и свободного Т4 использовали единые педиатрические референсные интервалы лаборатории без учёта возраста.</w:t>
       </w:r>
     </w:p>
     <w:p>
@@ -2741,7 +2741,7 @@
         <w:t xml:space="preserve">Выводы</w:t>
       </w:r>
       <w:r>
-        <w:t xml:space="preserve">. АТ-GAD выявлены у 39,5% детей, АТ-IAA у 13,2%, хотя бы одно из двух антител у 44,7%. Невысокая частота может быть связана с особенностями наборов и неполной панелью маркёров, а для АТ-IAA также с неизвестным временем взятия крови относительно начала инсулинотерапии. Данные получены в одном центре и не характеризуют всю детскую популяцию страны.</w:t>
+        <w:t xml:space="preserve">. АТ-GAD выявлены у 39,5% детей, АТ-IAA у 13,2%, хотя бы одно из двух антител у 44,7%. Невысокая частота может быть связана с особенностями наборов и неполной панелью маркёров. Результаты АТ-IAA требуют осторожной интерпретации. Данные получены в одном центре и не характеризуют всю детскую популяцию страны.</w:t>
       </w:r>
     </w:p>
     <w:p>
@@ -3064,7 +3064,7 @@
         </w:rPr>
       </w:pPr>
       <w:r>
-        <w:t xml:space="preserve">21. Lampasona V, Pittman DL, Williams AJ, et al. Islet Autoantibody Standardization Program 2018 Workshop: interlaboratory comparison of GAD autoantibody assay performance. Clin Chem. 2019;65(9):1141-1152. doi:10.1373/clinchem.2019.304196</w:t>
+        <w:t xml:space="preserve">21. Lampasona V, Pittman DL, Williams AJ, et al. Islet Autoantibody Standardization Program 2018 Workshop: interlaboratory comparison of glutamic acid decarboxylase autoantibody assay performance. Clin Chem. 2019;65(9):1141-1152. doi:10.1373/clinchem.2019.304196</w:t>
       </w:r>
     </w:p>
     <w:p>
